--- a/presentation/Run_Log_Final_Evaluation.docx
+++ b/presentation/Run_Log_Final_Evaluation.docx
@@ -4202,7 +4202,7 @@
           <w:p>
             <w:r/>
             <w:r>
-              <w:t>The run shown step by step on the trajectory slide: new file, name and extension, text, Save, SMS app, number, same text, SMS button.</w:t>
+              <w:t>New file, name and extension, text, Save; then Simple SMS Messenger, number, the text, SMS button. 15 steps.</w:t>
             </w:r>
           </w:p>
         </w:tc>
@@ -4911,7 +4911,7 @@
           <w:p>
             <w:r/>
             <w:r>
-              <w:t>Same procedure as run 1; the accessibility service's “keeps stopping” dialog appeared and the model closed it; one unfocused Type was refused.</w:t>
+              <w:t>Same procedure as run 1; the accessibility service's “keeps stopping” dialog appeared and the model closed it; one unfocused Type was refused. Shown on slide 10.</w:t>
             </w:r>
           </w:p>
         </w:tc>

--- a/presentation/Run_Log_Final_Evaluation.docx
+++ b/presentation/Run_Log_Final_Evaluation.docx
@@ -7,12 +7,12 @@
         <w:pStyle w:val="Heading1"/>
       </w:pPr>
       <w:r>
-        <w:t>Run log: final evaluation (v65)</w:t>
+        <w:t>Run log: final evaluation (final agent v66)</w:t>
       </w:r>
     </w:p>
     <w:p>
       <w:r>
-        <w:t>One table per task; the three runs are the columns. Fields follow the course's run log (D1 p.49), plus a note that explains the run, a link to its readable trajectory log on GitHub and the agent version. Success is decided by the official AndroidWorld verifier. Every recording clip is in team_agent_final_recordings_v65.zip under the run ID.</w:t>
+        <w:t>One table per task; the three runs are the columns. Fields follow the course's run log (D1 p.49), plus a note that explains the run, a link to its readable trajectory log on GitHub and the agent version. Success is decided by the official AndroidWorld verifier. Markor runs come from v66 (the Skill shares the note); the other tasks from v65, whose code is the same for them. Every recording clip is in team_agent_final_recordings_v66.zip, one folder per run named task_seed_result__run ID.</w:t>
       </w:r>
     </w:p>
     <w:p>
@@ -533,7 +533,7 @@
           <w:p>
             <w:r/>
             <w:r>
-              <w:t>video_001.mp4 in team_agent_final_recordings_v65.zip / trial_SystemWifiTurnOn_20261008T215130_600754Z</w:t>
+              <w:t>video_001.mp4 in team_agent_final_recordings_v66.zip / SystemWifiTurnOn_s42_PASS__trial_SystemWifiTurnOn_20261008T215130_600754Z</w:t>
             </w:r>
           </w:p>
         </w:tc>
@@ -544,7 +544,7 @@
           <w:p>
             <w:r/>
             <w:r>
-              <w:t>video_001.mp4 in team_agent_final_recordings_v65.zip / trial_SystemWifiTurnOn_20261008T215246_616671Z</w:t>
+              <w:t>video_001.mp4 in team_agent_final_recordings_v66.zip / SystemWifiTurnOn_s43_PASS__trial_SystemWifiTurnOn_20261008T215246_616671Z</w:t>
             </w:r>
           </w:p>
         </w:tc>
@@ -555,7 +555,7 @@
           <w:p>
             <w:r/>
             <w:r>
-              <w:t>video_001.mp4 in team_agent_final_recordings_v65.zip / trial_SystemWifiTurnOn_20261008T215358_472883Z</w:t>
+              <w:t>video_001.mp4 in team_agent_final_recordings_v66.zip / SystemWifiTurnOn_s44_PASS__trial_SystemWifiTurnOn_20261008T215358_472883Z</w:t>
             </w:r>
           </w:p>
         </w:tc>
@@ -701,7 +701,7 @@
           <w:p>
             <w:r/>
             <w:r>
-              <w:t>autoglm_api_v65_team_agent (tag team-agent-final-v65)</w:t>
+              <w:t>autoglm_api_v65_team_agent (tag team-agent-final-v65; same code as v66 for this task)</w:t>
             </w:r>
           </w:p>
         </w:tc>
@@ -712,7 +712,7 @@
           <w:p>
             <w:r/>
             <w:r>
-              <w:t>autoglm_api_v65_team_agent (tag team-agent-final-v65)</w:t>
+              <w:t>autoglm_api_v65_team_agent (tag team-agent-final-v65; same code as v66 for this task)</w:t>
             </w:r>
           </w:p>
         </w:tc>
@@ -723,7 +723,7 @@
           <w:p>
             <w:r/>
             <w:r>
-              <w:t>autoglm_api_v65_team_agent (tag team-agent-final-v65)</w:t>
+              <w:t>autoglm_api_v65_team_agent (tag team-agent-final-v65; same code as v66 for this task)</w:t>
             </w:r>
           </w:p>
         </w:tc>
@@ -1253,7 +1253,7 @@
           <w:p>
             <w:r/>
             <w:r>
-              <w:t>video_001.mp4 in team_agent_final_recordings_v65.zip / trial_ContactsAddContact_20261008T215508_628423Z</w:t>
+              <w:t>video_001.mp4 in team_agent_final_recordings_v66.zip / ContactsAddContact_s42_PASS__trial_ContactsAddContact_20261008T215508_628423Z</w:t>
             </w:r>
           </w:p>
         </w:tc>
@@ -1264,7 +1264,7 @@
           <w:p>
             <w:r/>
             <w:r>
-              <w:t>video_001.mp4 in team_agent_final_recordings_v65.zip / trial_ContactsAddContact_20261008T215709_244163Z</w:t>
+              <w:t>video_001.mp4 in team_agent_final_recordings_v66.zip / ContactsAddContact_s43_FAIL__trial_ContactsAddContact_20261008T215709_244163Z</w:t>
             </w:r>
           </w:p>
         </w:tc>
@@ -1275,7 +1275,7 @@
           <w:p>
             <w:r/>
             <w:r>
-              <w:t>video_001.mp4 in team_agent_final_recordings_v65.zip / trial_ContactsAddContact_20261008T215831_022667Z</w:t>
+              <w:t>video_001.mp4 in team_agent_final_recordings_v66.zip / ContactsAddContact_s44_PASS__trial_ContactsAddContact_20261008T215831_022667Z</w:t>
             </w:r>
           </w:p>
         </w:tc>
@@ -1421,7 +1421,7 @@
           <w:p>
             <w:r/>
             <w:r>
-              <w:t>autoglm_api_v65_team_agent (tag team-agent-final-v65)</w:t>
+              <w:t>autoglm_api_v65_team_agent (tag team-agent-final-v65; same code as v66 for this task)</w:t>
             </w:r>
           </w:p>
         </w:tc>
@@ -1432,7 +1432,7 @@
           <w:p>
             <w:r/>
             <w:r>
-              <w:t>autoglm_api_v65_team_agent (tag team-agent-final-v65)</w:t>
+              <w:t>autoglm_api_v65_team_agent (tag team-agent-final-v65; same code as v66 for this task)</w:t>
             </w:r>
           </w:p>
         </w:tc>
@@ -1443,7 +1443,7 @@
           <w:p>
             <w:r/>
             <w:r>
-              <w:t>autoglm_api_v65_team_agent (tag team-agent-final-v65)</w:t>
+              <w:t>autoglm_api_v65_team_agent (tag team-agent-final-v65; same code as v66 for this task)</w:t>
             </w:r>
           </w:p>
         </w:tc>
@@ -1972,7 +1972,7 @@
           <w:p>
             <w:r/>
             <w:r>
-              <w:t>video_001.mp4 in team_agent_final_recordings_v65.zip / trial_SimpleSmsSend_20261008T215957_234873Z</w:t>
+              <w:t>video_001.mp4 in team_agent_final_recordings_v66.zip / SimpleSmsSend_s42_PASS__trial_SimpleSmsSend_20261008T215957_234873Z</w:t>
             </w:r>
           </w:p>
         </w:tc>
@@ -1983,7 +1983,7 @@
           <w:p>
             <w:r/>
             <w:r>
-              <w:t>video_001.mp4 in team_agent_final_recordings_v65.zip / trial_SimpleSmsSend_20261008T220116_423331Z</w:t>
+              <w:t>video_001.mp4 in team_agent_final_recordings_v66.zip / SimpleSmsSend_s43_PASS__trial_SimpleSmsSend_20261008T220116_423331Z</w:t>
             </w:r>
           </w:p>
         </w:tc>
@@ -1994,7 +1994,7 @@
           <w:p>
             <w:r/>
             <w:r>
-              <w:t>video_001.mp4 in team_agent_final_recordings_v65.zip / trial_SimpleSmsSend_20261008T220223_867500Z</w:t>
+              <w:t>video_001.mp4 in team_agent_final_recordings_v66.zip / SimpleSmsSend_s44_PASS__trial_SimpleSmsSend_20261008T220223_867500Z</w:t>
             </w:r>
           </w:p>
         </w:tc>
@@ -2140,7 +2140,7 @@
           <w:p>
             <w:r/>
             <w:r>
-              <w:t>autoglm_api_v65_team_agent (tag team-agent-final-v65)</w:t>
+              <w:t>autoglm_api_v65_team_agent (tag team-agent-final-v65; same code as v66 for this task)</w:t>
             </w:r>
           </w:p>
         </w:tc>
@@ -2151,7 +2151,7 @@
           <w:p>
             <w:r/>
             <w:r>
-              <w:t>autoglm_api_v65_team_agent (tag team-agent-final-v65)</w:t>
+              <w:t>autoglm_api_v65_team_agent (tag team-agent-final-v65; same code as v66 for this task)</w:t>
             </w:r>
           </w:p>
         </w:tc>
@@ -2162,7 +2162,7 @@
           <w:p>
             <w:r/>
             <w:r>
-              <w:t>autoglm_api_v65_team_agent (tag team-agent-final-v65)</w:t>
+              <w:t>autoglm_api_v65_team_agent (tag team-agent-final-v65; same code as v66 for this task)</w:t>
             </w:r>
           </w:p>
         </w:tc>
@@ -2692,7 +2692,7 @@
           <w:p>
             <w:r/>
             <w:r>
-              <w:t>video_001.mp4 in team_agent_final_recordings_v65.zip / trial_FilesMoveFile_20261008T220333_997891Z</w:t>
+              <w:t>video_001.mp4 in team_agent_final_recordings_v66.zip / FilesMoveFile_s42_PASS__trial_FilesMoveFile_20261008T220333_997891Z</w:t>
             </w:r>
           </w:p>
         </w:tc>
@@ -2703,7 +2703,7 @@
           <w:p>
             <w:r/>
             <w:r>
-              <w:t>video_001.mp4 in team_agent_final_recordings_v65.zip / trial_FilesMoveFile_20261008T220533_834164Z</w:t>
+              <w:t>video_001.mp4 in team_agent_final_recordings_v66.zip / FilesMoveFile_s43_FAIL__trial_FilesMoveFile_20261008T220533_834164Z</w:t>
             </w:r>
           </w:p>
         </w:tc>
@@ -2714,7 +2714,7 @@
           <w:p>
             <w:r/>
             <w:r>
-              <w:t>video_001.mp4 in team_agent_final_recordings_v65.zip / trial_FilesMoveFile_20261008T220713_812951Z</w:t>
+              <w:t>video_001.mp4 in team_agent_final_recordings_v66.zip / FilesMoveFile_s44_PASS__trial_FilesMoveFile_20261008T220713_812951Z</w:t>
             </w:r>
           </w:p>
         </w:tc>
@@ -2860,7 +2860,7 @@
           <w:p>
             <w:r/>
             <w:r>
-              <w:t>autoglm_api_v65_team_agent (tag team-agent-final-v65)</w:t>
+              <w:t>autoglm_api_v65_team_agent (tag team-agent-final-v65; same code as v66 for this task)</w:t>
             </w:r>
           </w:p>
         </w:tc>
@@ -2871,7 +2871,7 @@
           <w:p>
             <w:r/>
             <w:r>
-              <w:t>autoglm_api_v65_team_agent (tag team-agent-final-v65)</w:t>
+              <w:t>autoglm_api_v65_team_agent (tag team-agent-final-v65; same code as v66 for this task)</w:t>
             </w:r>
           </w:p>
         </w:tc>
@@ -2882,7 +2882,7 @@
           <w:p>
             <w:r/>
             <w:r>
-              <w:t>autoglm_api_v65_team_agent (tag team-agent-final-v65)</w:t>
+              <w:t>autoglm_api_v65_team_agent (tag team-agent-final-v65; same code as v66 for this task)</w:t>
             </w:r>
           </w:p>
         </w:tc>
@@ -3411,7 +3411,7 @@
           <w:p>
             <w:r/>
             <w:r>
-              <w:t>video_001.mp4 in team_agent_final_recordings_v65.zip / trial_SimpleCalendarAddOneEvent_20261008T220904_772591Z</w:t>
+              <w:t>video_001.mp4 in team_agent_final_recordings_v66.zip / SimpleCalendarAddOneEvent_s42_PASS__trial_SimpleCalendarAddOneEvent_20261008T220904_772591Z</w:t>
             </w:r>
           </w:p>
         </w:tc>
@@ -3422,7 +3422,7 @@
           <w:p>
             <w:r/>
             <w:r>
-              <w:t>video_001.mp4 in team_agent_final_recordings_v65.zip / trial_SimpleCalendarAddOneEvent_20261008T221147_529159Z</w:t>
+              <w:t>video_001.mp4 in team_agent_final_recordings_v66.zip / SimpleCalendarAddOneEvent_s43_PASS__trial_SimpleCalendarAddOneEvent_20261008T221147_529159Z</w:t>
             </w:r>
           </w:p>
         </w:tc>
@@ -3433,7 +3433,7 @@
           <w:p>
             <w:r/>
             <w:r>
-              <w:t>video_001.mp4 in team_agent_final_recordings_v65.zip / trial_SimpleCalendarAddOneEvent_20261008T221423_161758Z</w:t>
+              <w:t>video_001.mp4 in team_agent_final_recordings_v66.zip / SimpleCalendarAddOneEvent_s44_PASS__trial_SimpleCalendarAddOneEvent_20261008T221423_161758Z</w:t>
             </w:r>
           </w:p>
         </w:tc>
@@ -3579,7 +3579,7 @@
           <w:p>
             <w:r/>
             <w:r>
-              <w:t>autoglm_api_v65_team_agent (tag team-agent-final-v65)</w:t>
+              <w:t>autoglm_api_v65_team_agent (tag team-agent-final-v65; same code as v66 for this task)</w:t>
             </w:r>
           </w:p>
         </w:tc>
@@ -3590,7 +3590,7 @@
           <w:p>
             <w:r/>
             <w:r>
-              <w:t>autoglm_api_v65_team_agent (tag team-agent-final-v65)</w:t>
+              <w:t>autoglm_api_v65_team_agent (tag team-agent-final-v65; same code as v66 for this task)</w:t>
             </w:r>
           </w:p>
         </w:tc>
@@ -3601,7 +3601,7 @@
           <w:p>
             <w:r/>
             <w:r>
-              <w:t>autoglm_api_v65_team_agent (tag team-agent-final-v65)</w:t>
+              <w:t>autoglm_api_v65_team_agent (tag team-agent-final-v65; same code as v66 for this task)</w:t>
             </w:r>
           </w:p>
         </w:tc>
@@ -3617,7 +3617,7 @@
         <w:pStyle w:val="Heading2"/>
       </w:pPr>
       <w:r>
-        <w:t>MarkorCreateNoteAndSms (Multi-app): 3/3 passed</w:t>
+        <w:t>MarkorCreateNoteAndSms (Multi-app): 2/3 passed</w:t>
       </w:r>
     </w:p>
     <w:tbl>
@@ -3993,7 +3993,7 @@
           <w:p>
             <w:r/>
             <w:r>
-              <w:t>15 (budget 40)</w:t>
+              <w:t>18 (budget 40)</w:t>
             </w:r>
           </w:p>
         </w:tc>
@@ -4017,6 +4017,21 @@
         <w:tc>
           <w:tcPr>
             <w:tcW w:type="dxa" w:w="4309"/>
+            <w:shd w:val="clear" w:color="auto" w:fill="FCECE0"/>
+          </w:tcPr>
+          <w:p>
+            <w:r/>
+            <w:r>
+              <w:rPr>
+                <w:b/>
+              </w:rPr>
+              <w:t>FAIL</w:t>
+            </w:r>
+          </w:p>
+        </w:tc>
+        <w:tc>
+          <w:tcPr>
+            <w:tcW w:type="dxa" w:w="4309"/>
           </w:tcPr>
           <w:p>
             <w:r/>
@@ -4042,20 +4057,6 @@
             </w:r>
           </w:p>
         </w:tc>
-        <w:tc>
-          <w:tcPr>
-            <w:tcW w:type="dxa" w:w="4309"/>
-          </w:tcPr>
-          <w:p>
-            <w:r/>
-            <w:r>
-              <w:rPr>
-                <w:b/>
-              </w:rPr>
-              <w:t>PASS</w:t>
-            </w:r>
-          </w:p>
-        </w:tc>
       </w:tr>
       <w:tr>
         <w:tc>
@@ -4080,7 +4081,7 @@
           <w:p>
             <w:r/>
             <w:r>
-              <w:t>—</w:t>
+              <w:t>grounding</w:t>
             </w:r>
           </w:p>
         </w:tc>
@@ -4130,7 +4131,7 @@
           <w:p>
             <w:r/>
             <w:r>
-              <w:t>video_001.mp4, video_002.mp4 in team_agent_final_recordings_v65.zip / trial_MarkorCreateNoteAndSms_20261008T221647_424207Z</w:t>
+              <w:t>video_001.mp4 in team_agent_final_recordings_v66.zip / MarkorCreateNoteAndSms_s42_FAIL__trial_MarkorCreateNoteAndSms_20261009T125039_586151Z</w:t>
             </w:r>
           </w:p>
         </w:tc>
@@ -4141,7 +4142,7 @@
           <w:p>
             <w:r/>
             <w:r>
-              <w:t>video_001.mp4, video_002.mp4 in team_agent_final_recordings_v65.zip / trial_MarkorCreateNoteAndSms_20261008T222123_918435Z</w:t>
+              <w:t>video_001.mp4 in team_agent_final_recordings_v66.zip / MarkorCreateNoteAndSms_s43_PASS__trial_MarkorCreateNoteAndSms_20261009T125401_048355Z</w:t>
             </w:r>
           </w:p>
         </w:tc>
@@ -4152,7 +4153,7 @@
           <w:p>
             <w:r/>
             <w:r>
-              <w:t>video_001.mp4, video_002.mp4 in team_agent_final_recordings_v65.zip / trial_MarkorCreateNoteAndSms_20261008T222633_440045Z</w:t>
+              <w:t>video_001.mp4, video_002.mp4 in team_agent_final_recordings_v66.zip / MarkorCreateNoteAndSms_s44_PASS__trial_MarkorCreateNoteAndSms_20261009T125719_921778Z</w:t>
             </w:r>
           </w:p>
         </w:tc>
@@ -4180,7 +4181,7 @@
           <w:p>
             <w:r/>
             <w:r>
-              <w:t>Created the note with the right name and text and saved it; launched Simple SMS Messenger by a Chinese name (resolved by the alias table); typed the same text into a new plain SMS and sent it.</w:t>
+              <w:t>Note saved; Share &gt; Plain Text sent its text to SMS Messenger; number confirmed. The model then said the SMS button was at the top right and tapped [940, 60] four times; the button was at the right of the message bar. No-progress stop.</w:t>
             </w:r>
           </w:p>
         </w:tc>
@@ -4191,7 +4192,7 @@
           <w:p>
             <w:r/>
             <w:r>
-              <w:t>Typed the name, replaced the extension with .txt, typed and saved the text, then sent it as a plain SMS. One truncated model reply was retried.</w:t>
+              <w:t>New file, name and .txt, text, Save; More options &gt; Share &gt; Plain Text &gt; SMS Messenger; number and checkmark; the text was already in the message field, so it only tapped SMS.</w:t>
             </w:r>
           </w:p>
         </w:tc>
@@ -4202,7 +4203,7 @@
           <w:p>
             <w:r/>
             <w:r>
-              <w:t>New file, name and extension, text, Save; then Simple SMS Messenger, number, the text, SMS button. 15 steps.</w:t>
+              <w:t>Same path as run 2: the note's text was shared with Share &gt; Plain Text, not typed again; SMS sent in 18 steps.</w:t>
             </w:r>
           </w:p>
         </w:tc>
@@ -4298,7 +4299,7 @@
           <w:p>
             <w:r/>
             <w:r>
-              <w:t>autoglm_api_v65_team_agent (tag team-agent-final-v65)</w:t>
+              <w:t>autoglm_api_v66_markor_share (tag team-agent-final-v66)</w:t>
             </w:r>
           </w:p>
         </w:tc>
@@ -4309,7 +4310,7 @@
           <w:p>
             <w:r/>
             <w:r>
-              <w:t>autoglm_api_v65_team_agent (tag team-agent-final-v65)</w:t>
+              <w:t>autoglm_api_v66_markor_share (tag team-agent-final-v66)</w:t>
             </w:r>
           </w:p>
         </w:tc>
@@ -4320,7 +4321,7 @@
           <w:p>
             <w:r/>
             <w:r>
-              <w:t>autoglm_api_v65_team_agent (tag team-agent-final-v65)</w:t>
+              <w:t>autoglm_api_v66_markor_share (tag team-agent-final-v66)</w:t>
             </w:r>
           </w:p>
         </w:tc>
@@ -4850,7 +4851,7 @@
           <w:p>
             <w:r/>
             <w:r>
-              <w:t>video_001.mp4, video_002.mp4, video_003.mp4, video_004.mp4 in team_agent_final_recordings_v65.zip / trial_OsmAndTrack_20261008T223004_312422Z</w:t>
+              <w:t>video_001.mp4, video_002.mp4, video_003.mp4, video_004.mp4 in team_agent_final_recordings_v66.zip / OsmAndTrack_s31_PASS__trial_OsmAndTrack_20261008T223004_312422Z</w:t>
             </w:r>
           </w:p>
         </w:tc>
@@ -4861,7 +4862,7 @@
           <w:p>
             <w:r/>
             <w:r>
-              <w:t>video_001.mp4, video_002.mp4, video_003.mp4 in team_agent_final_recordings_v65.zip / trial_OsmAndTrack_20261008T224202_113624Z</w:t>
+              <w:t>video_001.mp4, video_002.mp4, video_003.mp4 in team_agent_final_recordings_v66.zip / OsmAndTrack_s314_PASS__trial_OsmAndTrack_20261008T224202_113624Z</w:t>
             </w:r>
           </w:p>
         </w:tc>
@@ -4872,7 +4873,7 @@
           <w:p>
             <w:r/>
             <w:r>
-              <w:t>video_001.mp4, video_002.mp4 in team_agent_final_recordings_v65.zip / trial_OsmAndTrack_20261008T225108_345362Z</w:t>
+              <w:t>video_001.mp4, video_002.mp4 in team_agent_final_recordings_v66.zip / OsmAndTrack_s366_FAIL__trial_OsmAndTrack_20261008T225108_345362Z</w:t>
             </w:r>
           </w:p>
         </w:tc>
@@ -5018,7 +5019,7 @@
           <w:p>
             <w:r/>
             <w:r>
-              <w:t>autoglm_api_v65_team_agent (tag team-agent-final-v65)</w:t>
+              <w:t>autoglm_api_v65_team_agent (tag team-agent-final-v65; same code as v66 for this task)</w:t>
             </w:r>
           </w:p>
         </w:tc>
@@ -5029,7 +5030,7 @@
           <w:p>
             <w:r/>
             <w:r>
-              <w:t>autoglm_api_v65_team_agent (tag team-agent-final-v65)</w:t>
+              <w:t>autoglm_api_v65_team_agent (tag team-agent-final-v65; same code as v66 for this task)</w:t>
             </w:r>
           </w:p>
         </w:tc>
@@ -5040,7 +5041,7 @@
           <w:p>
             <w:r/>
             <w:r>
-              <w:t>autoglm_api_v65_team_agent (tag team-agent-final-v65)</w:t>
+              <w:t>autoglm_api_v65_team_agent (tag team-agent-final-v65; same code as v66 for this task)</w:t>
             </w:r>
           </w:p>
         </w:tc>
